--- a/docs/admin/scenario_scripts_v3.6/demo_scenario_v3.6.docx
+++ b/docs/admin/scenario_scripts_v3.6/demo_scenario_v3.6.docx
@@ -11,7 +11,7 @@
           <w:color w:val="888888"/>
           <w:sz w:val="18"/>
         </w:rPr>
-        <w:t>生成日: 2026-04-18    対応アプリ: v3.6    コミット: e8a2ec6</w:t>
+        <w:t>生成日: 2026-04-18    対応アプリ: v3.6    コミット: b66ae90</w:t>
       </w:r>
     </w:p>
     <w:p>
@@ -2856,7 +2856,7 @@
           <w:i w:val="0"/>
           <w:sz w:val="22"/>
         </w:rPr>
-        <w:t>「今日は 5F のカンファとして話を進めます。連休対策モードは連休 3 週前に切り替える運用です」</w:t>
+        <w:t>「今日は 5F のカンファとして話を進めます。連休対策モードは師長が手動で ON にする運用で、画面上部の推奨バナー（💡 連休まで N 日 …）が出たら切り替える流れです」</w:t>
       </w:r>
     </w:p>
     <w:p>
@@ -3405,6 +3405,62 @@
           <w:i w:val="0"/>
           <w:sz w:val="22"/>
         </w:rPr>
+        <w:t>切替の仕組み（2026-04-18 確定運用）:</w:t>
+      </w:r>
+      <w:r>
+        <w:rPr>
+          <w:rFonts w:ascii="Hiragino Kaku Gothic ProN" w:hAnsi="Hiragino Kaku Gothic ProN" w:eastAsia="Hiragino Kaku Gothic ProN" w:cs="Hiragino Kaku Gothic ProN"/>
+          <w:b w:val="0"/>
+          <w:i w:val="0"/>
+          <w:sz w:val="22"/>
+        </w:rPr>
+        <w:t xml:space="preserve"> 連休対策モードは </w:t>
+      </w:r>
+      <w:r>
+        <w:rPr>
+          <w:rFonts w:ascii="Hiragino Kaku Gothic ProN" w:hAnsi="Hiragino Kaku Gothic ProN" w:eastAsia="Hiragino Kaku Gothic ProN" w:cs="Hiragino Kaku Gothic ProN"/>
+          <w:b/>
+          <w:i w:val="0"/>
+          <w:sz w:val="22"/>
+        </w:rPr>
+        <w:t>師長が手動で ON</w:t>
+      </w:r>
+      <w:r>
+        <w:rPr>
+          <w:rFonts w:ascii="Hiragino Kaku Gothic ProN" w:hAnsi="Hiragino Kaku Gothic ProN" w:eastAsia="Hiragino Kaku Gothic ProN" w:cs="Hiragino Kaku Gothic ProN"/>
+          <w:b w:val="0"/>
+          <w:i w:val="0"/>
+          <w:sz w:val="22"/>
+        </w:rPr>
+        <w:t xml:space="preserve"> します（自動切替ではありません）。ただし、連休まで </w:t>
+      </w:r>
+      <w:r>
+        <w:rPr>
+          <w:rFonts w:ascii="Hiragino Kaku Gothic ProN" w:hAnsi="Hiragino Kaku Gothic ProN" w:eastAsia="Hiragino Kaku Gothic ProN" w:cs="Hiragino Kaku Gothic ProN"/>
+          <w:b/>
+          <w:i w:val="0"/>
+          <w:sz w:val="22"/>
+        </w:rPr>
+        <w:t>21 日以下</w:t>
+      </w:r>
+      <w:r>
+        <w:rPr>
+          <w:rFonts w:ascii="Hiragino Kaku Gothic ProN" w:hAnsi="Hiragino Kaku Gothic ProN" w:eastAsia="Hiragino Kaku Gothic ProN" w:cs="Hiragino Kaku Gothic ProN"/>
+          <w:b w:val="0"/>
+          <w:i w:val="0"/>
+          <w:sz w:val="22"/>
+        </w:rPr>
+        <w:t xml:space="preserve"> になると画面上部に推奨バナー「💡 連休まで N 日 — 連休対策モードへの切替を推奨します」が自動表示されるため、師長はそれを合図に切替判断を行います。14 日を切ると警告色（橙）、7 日以内は危険色（赤）で強調表示されます。</w:t>
+      </w:r>
+    </w:p>
+    <w:p>
+      <w:r>
+        <w:rPr>
+          <w:rFonts w:ascii="Hiragino Kaku Gothic ProN" w:hAnsi="Hiragino Kaku Gothic ProN" w:eastAsia="Hiragino Kaku Gothic ProN" w:cs="Hiragino Kaku Gothic ProN"/>
+          <w:b/>
+          <w:i w:val="0"/>
+          <w:sz w:val="22"/>
+        </w:rPr>
         <w:t>操作：</w:t>
       </w:r>
       <w:r>
@@ -3414,7 +3470,7 @@
           <w:i w:val="0"/>
           <w:sz w:val="22"/>
         </w:rPr>
-        <w:t xml:space="preserve"> カンファ資料タブのヘッダー直下「連休対策モード」トグルを ON</w:t>
+        <w:t xml:space="preserve"> 推奨バナーを確認した上で、サイドバーの「連休対策モード」トグルを ON</w:t>
       </w:r>
     </w:p>
     <w:p>
@@ -3442,6 +3498,20 @@
           <w:i w:val="0"/>
           <w:sz w:val="22"/>
         </w:rPr>
+        <w:t>推奨バナーは非表示になる（切替済みのため）</w:t>
+      </w:r>
+    </w:p>
+    <w:p>
+      <w:pPr>
+        <w:pStyle w:val="ListBullet"/>
+      </w:pPr>
+      <w:r>
+        <w:rPr>
+          <w:rFonts w:ascii="Hiragino Kaku Gothic ProN" w:hAnsi="Hiragino Kaku Gothic ProN" w:eastAsia="Hiragino Kaku Gothic ProN" w:cs="Hiragino Kaku Gothic ProN"/>
+          <w:b w:val="0"/>
+          <w:i w:val="0"/>
+          <w:sz w:val="22"/>
+        </w:rPr>
         <w:t>ブロック B が連休 5 日分の見通しに切り替わる（例：4/29 水〜5/3 日）</w:t>
       </w:r>
     </w:p>
@@ -3486,7 +3556,7 @@
           <w:color w:val="555555"/>
           <w:sz w:val="22"/>
         </w:rPr>
-        <w:t>「連休 3 週前にこのモードに切り替えます。3 週間の進め方：3 週前に対象患者の洗い出し、2 週前に調整中→確定への移行、1 週前に搬送・迎え時間の最終確認」</w:t>
+        <w:t>「今朝、画面上部に橙色の推奨バナーが出ていました。連休まで 14 日を切ったサインです。このカンファが終わったら、サイドバーのトグルを ON にして連休対策モードへ切り替えます。切替後の 3 週間の進め方は、対象患者の洗い出し → 調整中→確定への移行 → 搬送・迎え時間の最終確認、という流れです」</w:t>
       </w:r>
     </w:p>
     <w:p>
@@ -4216,7 +4286,7 @@
                 <w:i w:val="0"/>
                 <w:sz w:val="20"/>
               </w:rPr>
-              <w:t>連休前 3 週間</w:t>
+              <w:t>連休推奨バナー表示時（21 日以下）</w:t>
             </w:r>
           </w:p>
         </w:tc>
@@ -4234,7 +4304,7 @@
                 <w:i w:val="0"/>
                 <w:sz w:val="20"/>
               </w:rPr>
-              <w:t>🏥 退院調整 → 連休対策モード</w:t>
+              <w:t>🏥 退院調整 → 連休対策モードを手動 ON</w:t>
             </w:r>
           </w:p>
         </w:tc>
@@ -5113,7 +5183,45 @@
                 <w:i w:val="0"/>
                 <w:sz w:val="20"/>
               </w:rPr>
-              <w:t>大型連休 3 週前から ON にする運用モード。カンファ資料のブロック B・C・D が連休向けに切り替わる</w:t>
+              <w:t>大型連休前の運用モード。師長が手動で ON/OFF する。カンファ資料のブロック B・C・D が連休向けに切り替わる。連休まで 21 日以下になると画面上部に推奨バナーが表示され、それを合図に ON にする流れ</w:t>
+            </w:r>
+          </w:p>
+        </w:tc>
+      </w:tr>
+      <w:tr>
+        <w:tc>
+          <w:tcPr>
+            <w:tcW w:type="dxa" w:w="4986"/>
+            <w:vAlign w:val="center"/>
+          </w:tcPr>
+          <w:p>
+            <w:r/>
+            <w:r>
+              <w:rPr>
+                <w:rFonts w:ascii="Hiragino Kaku Gothic ProN" w:hAnsi="Hiragino Kaku Gothic ProN" w:eastAsia="Hiragino Kaku Gothic ProN" w:cs="Hiragino Kaku Gothic ProN"/>
+                <w:b/>
+                <w:i w:val="0"/>
+                <w:sz w:val="20"/>
+              </w:rPr>
+              <w:t>連休対策モード推奨バナー</w:t>
+            </w:r>
+          </w:p>
+        </w:tc>
+        <w:tc>
+          <w:tcPr>
+            <w:tcW w:type="dxa" w:w="4986"/>
+            <w:vAlign w:val="center"/>
+          </w:tcPr>
+          <w:p>
+            <w:r/>
+            <w:r>
+              <w:rPr>
+                <w:rFonts w:ascii="Hiragino Kaku Gothic ProN" w:hAnsi="Hiragino Kaku Gothic ProN" w:eastAsia="Hiragino Kaku Gothic ProN" w:cs="Hiragino Kaku Gothic ProN"/>
+                <w:b w:val="0"/>
+                <w:i w:val="0"/>
+                <w:sz w:val="20"/>
+              </w:rPr>
+              <w:t>通常モード時、連休まで 21 日以下で画面上部に自動表示される「💡 連休まで N 日 — 連休対策モードへの切替を推奨します」。8-21 日は警告色（橙）、7 日以内は危険色（赤）。モード ON で非表示、OFF で再表示</w:t>
             </w:r>
           </w:p>
         </w:tc>

--- a/docs/admin/scenario_scripts_v3.6/demo_scenario_v3.6.docx
+++ b/docs/admin/scenario_scripts_v3.6/demo_scenario_v3.6.docx
@@ -11,7 +11,7 @@
           <w:color w:val="888888"/>
           <w:sz w:val="18"/>
         </w:rPr>
-        <w:t>生成日: 2026-04-18    対応アプリ: v3.6    コミット: b66ae90</w:t>
+        <w:t>生成日: 2026-04-19    対応アプリ: v3.6    コミット: a1b999c</w:t>
       </w:r>
     </w:p>
     <w:p>
@@ -2884,7 +2884,7 @@
           <w:i w:val="0"/>
           <w:sz w:val="22"/>
         </w:rPr>
-        <w:t>稼働率 85% / 目標 92% / -7pt</w:t>
+        <w:t>稼働率 85% / 目標 90% / -5pt</w:t>
       </w:r>
     </w:p>
     <w:p>
@@ -2956,7 +2956,7 @@
           <w:color w:val="555555"/>
           <w:sz w:val="22"/>
         </w:rPr>
-        <w:t>「今月の進捗が一目で分かります。稼働率がマイナス 7 ポイント、ALOS は余裕あり、救急達成。</w:t>
+        <w:t>「今月の進捗が一目で分かります。稼働率がマイナス 5 ポイント、ALOS は余裕あり、救急達成。</w:t>
       </w:r>
       <w:r>
         <w:rPr>

--- a/docs/admin/scenario_scripts_v3.6/demo_scenario_v3.6.docx
+++ b/docs/admin/scenario_scripts_v3.6/demo_scenario_v3.6.docx
@@ -11,7 +11,7 @@
           <w:color w:val="888888"/>
           <w:sz w:val="18"/>
         </w:rPr>
-        <w:t>生成日: 2026-04-19    対応アプリ: v3.6    コミット: a1b999c</w:t>
+        <w:t>生成日: 2026-04-19    対応アプリ: v3.6    コミット: b1484b5</w:t>
       </w:r>
     </w:p>
     <w:p>
@@ -5374,7 +5374,7 @@
           <w:i w:val="0"/>
           <w:sz w:val="22"/>
         </w:rPr>
-        <w:t>デモデータの全体稼働率は約 88.8%。目標の 90% まであと 1.2 ポイント</w:t>
+        <w:t>デモデータの稼働率はカンファ画面で 5F 約 85%、6F 約 82%（いずれも目標 90% 未満）。サマリー画面では病棟合算値を表示</w:t>
       </w:r>
     </w:p>
     <w:p>
